--- a/testakten/geldwaesche-aml-kyc-musterholding/07_transaktionen/transaktionsmonitoring_alert.docx
+++ b/testakten/geldwaesche-aml-kyc-musterholding/07_transaktionen/transaktionsmonitoring_alert.docx
@@ -1952,11 +1952,7 @@
           </w:tcPr>
           <w:p>
             <w:r>
-              <w:rPr>
-                <w:rFonts w:ascii="Times New Roman" w:hAnsi="Times New Roman"/>
-                <w:sz w:val="20"/>
-              </w:rPr>
-              <w:t>Erfolgt (Mandatsnotiz)</w:t>
+              <w:t>Erfolgt (Telefonvermerk)</w:t>
             </w:r>
           </w:p>
         </w:tc>
